--- a/docs/projeto-definicao.docx
+++ b/docs/projeto-definicao.docx
@@ -105,13 +105,58 @@
     <w:p>
       <w:pPr>
         <w:spacing w:after="160" w:line="300" w:lineRule="auto"/>
-      </w:pPr>
-      <w:r>
         <w:rPr>
           <w:sz w:val="22"/>
           <w:szCs w:val="22"/>
         </w:rPr>
+      </w:pPr>
+      <w:r>
+        <w:rPr>
+          <w:sz w:val="22"/>
+          <w:szCs w:val="22"/>
+        </w:rPr>
         <w:t>O cliente final pode pagar como convidado, informando apenas o CPF, ou criar uma conta opcional para visualizar em um só lugar todas as cobranças vinculadas ao seu CPF, de qualquer business cadastrado na plataforma.</w:t>
+      </w:r>
+    </w:p>
+    <w:p>
+      <w:pPr>
+        <w:spacing w:after="160" w:line="300" w:lineRule="auto"/>
+        <w:rPr>
+          <w:sz w:val="22"/>
+          <w:szCs w:val="22"/>
+        </w:rPr>
+      </w:pPr>
+      <w:r>
+        <w:rPr>
+          <w:sz w:val="22"/>
+          <w:szCs w:val="22"/>
+        </w:rPr>
+        <w:t xml:space="preserve">Esse e os demais arquivos do projeto estão disponíveis no github: </w:t>
+      </w:r>
+      <w:hyperlink r:id="rId5" w:history="1">
+        <w:r>
+          <w:rPr>
+            <w:rStyle w:val="Hyperlink"/>
+            <w:sz w:val="22"/>
+            <w:szCs w:val="22"/>
+          </w:rPr>
+          <w:t>https://github.com/DuduLourenco/pucpr-dors-mapps-multipag</w:t>
+        </w:r>
+      </w:hyperlink>
+    </w:p>
+    <w:p>
+      <w:pPr>
+        <w:rPr>
+          <w:sz w:val="22"/>
+          <w:szCs w:val="22"/>
+        </w:rPr>
+      </w:pPr>
+      <w:r>
+        <w:rPr>
+          <w:sz w:val="22"/>
+          <w:szCs w:val="22"/>
+        </w:rPr>
+        <w:br w:type="page"/>
       </w:r>
     </w:p>
     <w:p>
@@ -130,6 +175,7 @@
           <w:sz w:val="30"/>
           <w:szCs w:val="30"/>
         </w:rPr>
+        <w:lastRenderedPageBreak/>
         <w:t xml:space="preserve">2. </w:t>
       </w:r>
       <w:proofErr w:type="spellStart"/>
@@ -182,12 +228,11 @@
         <w:rPr>
           <w:noProof/>
         </w:rPr>
-        <w:lastRenderedPageBreak/>
         <w:drawing>
-          <wp:inline distT="0" distB="0" distL="0" distR="0" wp14:anchorId="5CD4113B" wp14:editId="4EA5F4AD">
-            <wp:extent cx="3228975" cy="7867650"/>
-            <wp:effectExtent l="0" t="0" r="0" b="0"/>
-            <wp:docPr id="1" name="Imagem 1"/>
+          <wp:inline distT="0" distB="0" distL="0" distR="0" wp14:anchorId="10583C6F" wp14:editId="105D0363">
+            <wp:extent cx="4429898" cy="6265654"/>
+            <wp:effectExtent l="0" t="0" r="2540" b="0"/>
+            <wp:docPr id="40645837" name="Imagem 1"/>
             <wp:cNvGraphicFramePr>
               <a:graphicFrameLocks xmlns:a="http://schemas.openxmlformats.org/drawingml/2006/main" noChangeAspect="1"/>
             </wp:cNvGraphicFramePr>
@@ -195,22 +240,19 @@
               <a:graphicData uri="http://schemas.openxmlformats.org/drawingml/2006/picture">
                 <pic:pic xmlns:pic="http://schemas.openxmlformats.org/drawingml/2006/picture">
                   <pic:nvPicPr>
-                    <pic:cNvPr id="0" name=""/>
-                    <pic:cNvPicPr>
-                      <a:picLocks noChangeAspect="1" noChangeArrowheads="1"/>
-                    </pic:cNvPicPr>
+                    <pic:cNvPr id="40645837" name=""/>
+                    <pic:cNvPicPr/>
                   </pic:nvPicPr>
                   <pic:blipFill>
-                    <a:blip r:embed="rId5"/>
-                    <a:srcRect/>
+                    <a:blip r:embed="rId6"/>
                     <a:stretch>
                       <a:fillRect/>
                     </a:stretch>
                   </pic:blipFill>
-                  <pic:spPr bwMode="auto">
+                  <pic:spPr>
                     <a:xfrm>
                       <a:off x="0" y="0"/>
-                      <a:ext cx="3228975" cy="7867650"/>
+                      <a:ext cx="4453204" cy="6298618"/>
                     </a:xfrm>
                     <a:prstGeom prst="rect">
                       <a:avLst/>
@@ -222,6 +264,58 @@
           </wp:inline>
         </w:drawing>
       </w:r>
+      <w:r>
+        <w:br/>
+      </w:r>
+      <w:r>
+        <w:rPr>
+          <w:noProof/>
+        </w:rPr>
+        <w:drawing>
+          <wp:inline distT="0" distB="0" distL="0" distR="0" wp14:anchorId="4E240FEA" wp14:editId="419A5FC0">
+            <wp:extent cx="4466831" cy="1783471"/>
+            <wp:effectExtent l="0" t="0" r="3810" b="0"/>
+            <wp:docPr id="617333641" name="Imagem 1"/>
+            <wp:cNvGraphicFramePr>
+              <a:graphicFrameLocks xmlns:a="http://schemas.openxmlformats.org/drawingml/2006/main" noChangeAspect="1"/>
+            </wp:cNvGraphicFramePr>
+            <a:graphic xmlns:a="http://schemas.openxmlformats.org/drawingml/2006/main">
+              <a:graphicData uri="http://schemas.openxmlformats.org/drawingml/2006/picture">
+                <pic:pic xmlns:pic="http://schemas.openxmlformats.org/drawingml/2006/picture">
+                  <pic:nvPicPr>
+                    <pic:cNvPr id="617333641" name=""/>
+                    <pic:cNvPicPr/>
+                  </pic:nvPicPr>
+                  <pic:blipFill rotWithShape="1">
+                    <a:blip r:embed="rId7"/>
+                    <a:srcRect r="-8" b="71769"/>
+                    <a:stretch>
+                      <a:fillRect/>
+                    </a:stretch>
+                  </pic:blipFill>
+                  <pic:spPr bwMode="auto">
+                    <a:xfrm>
+                      <a:off x="0" y="0"/>
+                      <a:ext cx="4488683" cy="1792196"/>
+                    </a:xfrm>
+                    <a:prstGeom prst="rect">
+                      <a:avLst/>
+                    </a:prstGeom>
+                    <a:ln>
+                      <a:noFill/>
+                    </a:ln>
+                    <a:extLst>
+                      <a:ext uri="{53640926-AAD7-44D8-BBD7-CCE9431645EC}">
+                        <a14:shadowObscured xmlns:a14="http://schemas.microsoft.com/office/drawing/2010/main"/>
+                      </a:ext>
+                    </a:extLst>
+                  </pic:spPr>
+                </pic:pic>
+              </a:graphicData>
+            </a:graphic>
+          </wp:inline>
+        </w:drawing>
+      </w:r>
     </w:p>
     <w:p>
       <w:pPr>
@@ -239,6 +333,7 @@
           <w:sz w:val="30"/>
           <w:szCs w:val="30"/>
         </w:rPr>
+        <w:lastRenderedPageBreak/>
         <w:t>3. Personas, Mapa de Empatia e Público-alvo</w:t>
       </w:r>
     </w:p>
@@ -309,12 +404,6 @@
         <w:gridCol w:w="2900"/>
       </w:tblGrid>
       <w:tr>
-        <w:tblPrEx>
-          <w:tblCellMar>
-            <w:top w:w="0" w:type="dxa"/>
-            <w:bottom w:w="0" w:type="dxa"/>
-          </w:tblCellMar>
-        </w:tblPrEx>
         <w:trPr>
           <w:cantSplit/>
           <w:tblHeader/>
@@ -337,7 +426,6 @@
                 <w:bCs/>
                 <w:color w:val="FFFFFF"/>
               </w:rPr>
-              <w:lastRenderedPageBreak/>
               <w:t>Persona</w:t>
             </w:r>
           </w:p>
@@ -410,12 +498,6 @@
         </w:tc>
       </w:tr>
       <w:tr>
-        <w:tblPrEx>
-          <w:tblCellMar>
-            <w:top w:w="0" w:type="dxa"/>
-            <w:bottom w:w="0" w:type="dxa"/>
-          </w:tblCellMar>
-        </w:tblPrEx>
         <w:trPr>
           <w:cantSplit/>
         </w:trPr>
@@ -503,12 +585,6 @@
         </w:tc>
       </w:tr>
       <w:tr>
-        <w:tblPrEx>
-          <w:tblCellMar>
-            <w:top w:w="0" w:type="dxa"/>
-            <w:bottom w:w="0" w:type="dxa"/>
-          </w:tblCellMar>
-        </w:tblPrEx>
         <w:trPr>
           <w:cantSplit/>
         </w:trPr>
@@ -596,12 +672,6 @@
         </w:tc>
       </w:tr>
       <w:tr>
-        <w:tblPrEx>
-          <w:tblCellMar>
-            <w:top w:w="0" w:type="dxa"/>
-            <w:bottom w:w="0" w:type="dxa"/>
-          </w:tblCellMar>
-        </w:tblPrEx>
         <w:trPr>
           <w:cantSplit/>
         </w:trPr>
@@ -689,12 +759,6 @@
         </w:tc>
       </w:tr>
       <w:tr>
-        <w:tblPrEx>
-          <w:tblCellMar>
-            <w:top w:w="0" w:type="dxa"/>
-            <w:bottom w:w="0" w:type="dxa"/>
-          </w:tblCellMar>
-        </w:tblPrEx>
         <w:trPr>
           <w:cantSplit/>
         </w:trPr>
@@ -782,12 +846,6 @@
         </w:tc>
       </w:tr>
       <w:tr>
-        <w:tblPrEx>
-          <w:tblCellMar>
-            <w:top w:w="0" w:type="dxa"/>
-            <w:bottom w:w="0" w:type="dxa"/>
-          </w:tblCellMar>
-        </w:tblPrEx>
         <w:trPr>
           <w:cantSplit/>
         </w:trPr>
@@ -875,12 +933,6 @@
         </w:tc>
       </w:tr>
       <w:tr>
-        <w:tblPrEx>
-          <w:tblCellMar>
-            <w:top w:w="0" w:type="dxa"/>
-            <w:bottom w:w="0" w:type="dxa"/>
-          </w:tblCellMar>
-        </w:tblPrEx>
         <w:trPr>
           <w:cantSplit/>
         </w:trPr>
@@ -1005,12 +1057,6 @@
         <w:gridCol w:w="4750"/>
       </w:tblGrid>
       <w:tr>
-        <w:tblPrEx>
-          <w:tblCellMar>
-            <w:top w:w="0" w:type="dxa"/>
-            <w:bottom w:w="0" w:type="dxa"/>
-          </w:tblCellMar>
-        </w:tblPrEx>
         <w:tc>
           <w:tcPr>
             <w:tcW w:w="4750" w:type="dxa"/>
@@ -1077,12 +1123,6 @@
         </w:tc>
       </w:tr>
       <w:tr>
-        <w:tblPrEx>
-          <w:tblCellMar>
-            <w:top w:w="0" w:type="dxa"/>
-            <w:bottom w:w="0" w:type="dxa"/>
-          </w:tblCellMar>
-        </w:tblPrEx>
         <w:tc>
           <w:tcPr>
             <w:tcW w:w="4750" w:type="dxa"/>
@@ -1149,12 +1189,6 @@
         </w:tc>
       </w:tr>
       <w:tr>
-        <w:tblPrEx>
-          <w:tblCellMar>
-            <w:top w:w="0" w:type="dxa"/>
-            <w:bottom w:w="0" w:type="dxa"/>
-          </w:tblCellMar>
-        </w:tblPrEx>
         <w:tc>
           <w:tcPr>
             <w:tcW w:w="4750" w:type="dxa"/>
@@ -1245,7 +1279,15 @@
           <w:sz w:val="22"/>
           <w:szCs w:val="22"/>
         </w:rPr>
-        <w:t>Pequenos e médios negócios (lojistas, autônomos e prestadores de serviço) que precisam cobrar seus clientes de forma simples e sem burocracia, oferecendo múltiplos meios de pagamento (Pix, cartão, boleto e cripto). Do outro lado, o público-alvo inclui os clientes finais desses negócios, que buscam pagar de forma rápida, seja como convidados ou com conta, e, opcionalmente, acompanhar em um só lugar as cobranças recebidas de diferentes empresas.</w:t>
+        <w:t xml:space="preserve">Pequenos e médios negócios (lojistas, autônomos e prestadores de serviço) que precisam cobrar seus clientes de forma simples e sem burocracia, oferecendo múltiplos meios de pagamento (Pix, cartão, boleto e cripto). Do outro lado, o público-alvo inclui os clientes finais desses negócios, que buscam pagar de forma rápida, </w:t>
+      </w:r>
+      <w:r>
+        <w:rPr>
+          <w:sz w:val="22"/>
+          <w:szCs w:val="22"/>
+        </w:rPr>
+        <w:lastRenderedPageBreak/>
+        <w:t>seja como convidados ou com conta, e, opcionalmente, acompanhar em um só lugar as cobranças recebidas de diferentes empresas.</w:t>
       </w:r>
     </w:p>
     <w:p>
@@ -1276,7 +1318,6 @@
           <w:sz w:val="22"/>
           <w:szCs w:val="22"/>
         </w:rPr>
-        <w:lastRenderedPageBreak/>
         <w:t xml:space="preserve">O protótipo de média fidelidade da plataforma foi desenvolvido no </w:t>
       </w:r>
       <w:proofErr w:type="spellStart"/>
@@ -1300,7 +1341,7 @@
       <w:pPr>
         <w:spacing w:after="200"/>
       </w:pPr>
-      <w:hyperlink r:id="rId6" w:history="1">
+      <w:hyperlink r:id="rId8" w:history="1">
         <w:r>
           <w:rPr>
             <w:color w:val="2E74B5"/>
@@ -1322,6 +1363,36 @@
         </w:r>
         <w:proofErr w:type="spellEnd"/>
       </w:hyperlink>
+      <w:r>
+        <w:br/>
+      </w:r>
+      <w:r>
+        <w:br/>
+      </w:r>
+      <w:proofErr w:type="gramStart"/>
+      <w:r>
+        <w:t>Na índice</w:t>
+      </w:r>
+      <w:proofErr w:type="gramEnd"/>
+      <w:r>
+        <w:t xml:space="preserve"> de ativos </w:t>
+      </w:r>
+      <w:proofErr w:type="gramStart"/>
+      <w:r>
+        <w:t>do documentos</w:t>
+      </w:r>
+      <w:proofErr w:type="gramEnd"/>
+      <w:r>
+        <w:t xml:space="preserve"> existem prints das telas criadas no </w:t>
+      </w:r>
+      <w:proofErr w:type="spellStart"/>
+      <w:r>
+        <w:t>Figma</w:t>
+      </w:r>
+      <w:proofErr w:type="spellEnd"/>
+      <w:r>
+        <w:t>, caso o link não funcione.</w:t>
+      </w:r>
     </w:p>
     <w:p>
       <w:pPr>
@@ -1379,12 +1450,6 @@
         <w:gridCol w:w="8400"/>
       </w:tblGrid>
       <w:tr>
-        <w:tblPrEx>
-          <w:tblCellMar>
-            <w:top w:w="0" w:type="dxa"/>
-            <w:bottom w:w="0" w:type="dxa"/>
-          </w:tblCellMar>
-        </w:tblPrEx>
         <w:trPr>
           <w:cantSplit/>
           <w:tblHeader/>
@@ -1435,12 +1500,6 @@
         </w:tc>
       </w:tr>
       <w:tr>
-        <w:tblPrEx>
-          <w:tblCellMar>
-            <w:top w:w="0" w:type="dxa"/>
-            <w:bottom w:w="0" w:type="dxa"/>
-          </w:tblCellMar>
-        </w:tblPrEx>
         <w:trPr>
           <w:cantSplit/>
         </w:trPr>
@@ -1488,12 +1547,6 @@
         </w:tc>
       </w:tr>
       <w:tr>
-        <w:tblPrEx>
-          <w:tblCellMar>
-            <w:top w:w="0" w:type="dxa"/>
-            <w:bottom w:w="0" w:type="dxa"/>
-          </w:tblCellMar>
-        </w:tblPrEx>
         <w:trPr>
           <w:cantSplit/>
         </w:trPr>
@@ -1541,12 +1594,6 @@
         </w:tc>
       </w:tr>
       <w:tr>
-        <w:tblPrEx>
-          <w:tblCellMar>
-            <w:top w:w="0" w:type="dxa"/>
-            <w:bottom w:w="0" w:type="dxa"/>
-          </w:tblCellMar>
-        </w:tblPrEx>
         <w:trPr>
           <w:cantSplit/>
         </w:trPr>
@@ -1594,12 +1641,6 @@
         </w:tc>
       </w:tr>
       <w:tr>
-        <w:tblPrEx>
-          <w:tblCellMar>
-            <w:top w:w="0" w:type="dxa"/>
-            <w:bottom w:w="0" w:type="dxa"/>
-          </w:tblCellMar>
-        </w:tblPrEx>
         <w:trPr>
           <w:cantSplit/>
         </w:trPr>
@@ -1647,12 +1688,6 @@
         </w:tc>
       </w:tr>
       <w:tr>
-        <w:tblPrEx>
-          <w:tblCellMar>
-            <w:top w:w="0" w:type="dxa"/>
-            <w:bottom w:w="0" w:type="dxa"/>
-          </w:tblCellMar>
-        </w:tblPrEx>
         <w:trPr>
           <w:cantSplit/>
         </w:trPr>
@@ -1700,12 +1735,6 @@
         </w:tc>
       </w:tr>
       <w:tr>
-        <w:tblPrEx>
-          <w:tblCellMar>
-            <w:top w:w="0" w:type="dxa"/>
-            <w:bottom w:w="0" w:type="dxa"/>
-          </w:tblCellMar>
-        </w:tblPrEx>
         <w:trPr>
           <w:cantSplit/>
         </w:trPr>
@@ -1753,12 +1782,6 @@
         </w:tc>
       </w:tr>
       <w:tr>
-        <w:tblPrEx>
-          <w:tblCellMar>
-            <w:top w:w="0" w:type="dxa"/>
-            <w:bottom w:w="0" w:type="dxa"/>
-          </w:tblCellMar>
-        </w:tblPrEx>
         <w:trPr>
           <w:cantSplit/>
         </w:trPr>
@@ -1806,12 +1829,6 @@
         </w:tc>
       </w:tr>
       <w:tr>
-        <w:tblPrEx>
-          <w:tblCellMar>
-            <w:top w:w="0" w:type="dxa"/>
-            <w:bottom w:w="0" w:type="dxa"/>
-          </w:tblCellMar>
-        </w:tblPrEx>
         <w:trPr>
           <w:cantSplit/>
         </w:trPr>
@@ -1859,12 +1876,6 @@
         </w:tc>
       </w:tr>
       <w:tr>
-        <w:tblPrEx>
-          <w:tblCellMar>
-            <w:top w:w="0" w:type="dxa"/>
-            <w:bottom w:w="0" w:type="dxa"/>
-          </w:tblCellMar>
-        </w:tblPrEx>
         <w:trPr>
           <w:cantSplit/>
         </w:trPr>
@@ -1912,12 +1923,6 @@
         </w:tc>
       </w:tr>
       <w:tr>
-        <w:tblPrEx>
-          <w:tblCellMar>
-            <w:top w:w="0" w:type="dxa"/>
-            <w:bottom w:w="0" w:type="dxa"/>
-          </w:tblCellMar>
-        </w:tblPrEx>
         <w:trPr>
           <w:cantSplit/>
         </w:trPr>
@@ -1965,12 +1970,6 @@
         </w:tc>
       </w:tr>
       <w:tr>
-        <w:tblPrEx>
-          <w:tblCellMar>
-            <w:top w:w="0" w:type="dxa"/>
-            <w:bottom w:w="0" w:type="dxa"/>
-          </w:tblCellMar>
-        </w:tblPrEx>
         <w:trPr>
           <w:cantSplit/>
         </w:trPr>
@@ -2018,12 +2017,6 @@
         </w:tc>
       </w:tr>
       <w:tr>
-        <w:tblPrEx>
-          <w:tblCellMar>
-            <w:top w:w="0" w:type="dxa"/>
-            <w:bottom w:w="0" w:type="dxa"/>
-          </w:tblCellMar>
-        </w:tblPrEx>
         <w:trPr>
           <w:cantSplit/>
         </w:trPr>
@@ -2071,12 +2064,6 @@
         </w:tc>
       </w:tr>
       <w:tr>
-        <w:tblPrEx>
-          <w:tblCellMar>
-            <w:top w:w="0" w:type="dxa"/>
-            <w:bottom w:w="0" w:type="dxa"/>
-          </w:tblCellMar>
-        </w:tblPrEx>
         <w:trPr>
           <w:cantSplit/>
         </w:trPr>
@@ -2124,12 +2111,6 @@
         </w:tc>
       </w:tr>
       <w:tr>
-        <w:tblPrEx>
-          <w:tblCellMar>
-            <w:top w:w="0" w:type="dxa"/>
-            <w:bottom w:w="0" w:type="dxa"/>
-          </w:tblCellMar>
-        </w:tblPrEx>
         <w:trPr>
           <w:cantSplit/>
         </w:trPr>
@@ -2177,12 +2158,6 @@
         </w:tc>
       </w:tr>
       <w:tr>
-        <w:tblPrEx>
-          <w:tblCellMar>
-            <w:top w:w="0" w:type="dxa"/>
-            <w:bottom w:w="0" w:type="dxa"/>
-          </w:tblCellMar>
-        </w:tblPrEx>
         <w:trPr>
           <w:cantSplit/>
         </w:trPr>
@@ -2267,12 +2242,6 @@
         <w:gridCol w:w="8400"/>
       </w:tblGrid>
       <w:tr>
-        <w:tblPrEx>
-          <w:tblCellMar>
-            <w:top w:w="0" w:type="dxa"/>
-            <w:bottom w:w="0" w:type="dxa"/>
-          </w:tblCellMar>
-        </w:tblPrEx>
         <w:trPr>
           <w:cantSplit/>
           <w:tblHeader/>
@@ -2323,12 +2292,6 @@
         </w:tc>
       </w:tr>
       <w:tr>
-        <w:tblPrEx>
-          <w:tblCellMar>
-            <w:top w:w="0" w:type="dxa"/>
-            <w:bottom w:w="0" w:type="dxa"/>
-          </w:tblCellMar>
-        </w:tblPrEx>
         <w:trPr>
           <w:cantSplit/>
         </w:trPr>
@@ -2376,12 +2339,6 @@
         </w:tc>
       </w:tr>
       <w:tr>
-        <w:tblPrEx>
-          <w:tblCellMar>
-            <w:top w:w="0" w:type="dxa"/>
-            <w:bottom w:w="0" w:type="dxa"/>
-          </w:tblCellMar>
-        </w:tblPrEx>
         <w:trPr>
           <w:cantSplit/>
         </w:trPr>
@@ -2403,6 +2360,7 @@
                 <w:bCs/>
                 <w:color w:val="000000"/>
               </w:rPr>
+              <w:lastRenderedPageBreak/>
               <w:t>RNF02</w:t>
             </w:r>
           </w:p>
@@ -2429,12 +2387,6 @@
         </w:tc>
       </w:tr>
       <w:tr>
-        <w:tblPrEx>
-          <w:tblCellMar>
-            <w:top w:w="0" w:type="dxa"/>
-            <w:bottom w:w="0" w:type="dxa"/>
-          </w:tblCellMar>
-        </w:tblPrEx>
         <w:trPr>
           <w:cantSplit/>
         </w:trPr>
@@ -2482,12 +2434,6 @@
         </w:tc>
       </w:tr>
       <w:tr>
-        <w:tblPrEx>
-          <w:tblCellMar>
-            <w:top w:w="0" w:type="dxa"/>
-            <w:bottom w:w="0" w:type="dxa"/>
-          </w:tblCellMar>
-        </w:tblPrEx>
         <w:trPr>
           <w:cantSplit/>
         </w:trPr>
@@ -2535,12 +2481,6 @@
         </w:tc>
       </w:tr>
       <w:tr>
-        <w:tblPrEx>
-          <w:tblCellMar>
-            <w:top w:w="0" w:type="dxa"/>
-            <w:bottom w:w="0" w:type="dxa"/>
-          </w:tblCellMar>
-        </w:tblPrEx>
         <w:trPr>
           <w:cantSplit/>
         </w:trPr>
@@ -2562,7 +2502,6 @@
                 <w:bCs/>
                 <w:color w:val="000000"/>
               </w:rPr>
-              <w:lastRenderedPageBreak/>
               <w:t>RNF05</w:t>
             </w:r>
           </w:p>
@@ -2589,12 +2528,6 @@
         </w:tc>
       </w:tr>
       <w:tr>
-        <w:tblPrEx>
-          <w:tblCellMar>
-            <w:top w:w="0" w:type="dxa"/>
-            <w:bottom w:w="0" w:type="dxa"/>
-          </w:tblCellMar>
-        </w:tblPrEx>
         <w:trPr>
           <w:cantSplit/>
         </w:trPr>
@@ -2642,12 +2575,6 @@
         </w:tc>
       </w:tr>
       <w:tr>
-        <w:tblPrEx>
-          <w:tblCellMar>
-            <w:top w:w="0" w:type="dxa"/>
-            <w:bottom w:w="0" w:type="dxa"/>
-          </w:tblCellMar>
-        </w:tblPrEx>
         <w:trPr>
           <w:cantSplit/>
         </w:trPr>
@@ -2695,12 +2622,6 @@
         </w:tc>
       </w:tr>
       <w:tr>
-        <w:tblPrEx>
-          <w:tblCellMar>
-            <w:top w:w="0" w:type="dxa"/>
-            <w:bottom w:w="0" w:type="dxa"/>
-          </w:tblCellMar>
-        </w:tblPrEx>
         <w:trPr>
           <w:cantSplit/>
         </w:trPr>
@@ -2748,12 +2669,6 @@
         </w:tc>
       </w:tr>
       <w:tr>
-        <w:tblPrEx>
-          <w:tblCellMar>
-            <w:top w:w="0" w:type="dxa"/>
-            <w:bottom w:w="0" w:type="dxa"/>
-          </w:tblCellMar>
-        </w:tblPrEx>
         <w:trPr>
           <w:cantSplit/>
         </w:trPr>
@@ -2801,12 +2716,6 @@
         </w:tc>
       </w:tr>
       <w:tr>
-        <w:tblPrEx>
-          <w:tblCellMar>
-            <w:top w:w="0" w:type="dxa"/>
-            <w:bottom w:w="0" w:type="dxa"/>
-          </w:tblCellMar>
-        </w:tblPrEx>
         <w:trPr>
           <w:cantSplit/>
         </w:trPr>
@@ -2854,6 +2763,1723 @@
         </w:tc>
       </w:tr>
     </w:tbl>
+    <w:p/>
+    <w:p>
+      <w:pPr>
+        <w:pStyle w:val="Ttulo1"/>
+        <w:pBdr>
+          <w:bottom w:val="single" w:sz="6" w:space="4" w:color="2E74B5"/>
+        </w:pBdr>
+        <w:spacing w:before="400" w:after="200"/>
+      </w:pPr>
+      <w:r>
+        <w:rPr>
+          <w:b/>
+          <w:bCs/>
+          <w:color w:val="1F3864"/>
+          <w:sz w:val="30"/>
+          <w:szCs w:val="30"/>
+        </w:rPr>
+        <w:t>6</w:t>
+      </w:r>
+      <w:r>
+        <w:rPr>
+          <w:b/>
+          <w:bCs/>
+          <w:color w:val="1F3864"/>
+          <w:sz w:val="30"/>
+          <w:szCs w:val="30"/>
+        </w:rPr>
+        <w:t xml:space="preserve">. </w:t>
+      </w:r>
+      <w:r>
+        <w:rPr>
+          <w:b/>
+          <w:bCs/>
+          <w:color w:val="1F3864"/>
+          <w:sz w:val="30"/>
+          <w:szCs w:val="30"/>
+        </w:rPr>
+        <w:t>Ativos</w:t>
+      </w:r>
+    </w:p>
+    <w:p>
+      <w:pPr>
+        <w:spacing w:after="160" w:line="300" w:lineRule="auto"/>
+      </w:pPr>
+      <w:r>
+        <w:rPr>
+          <w:sz w:val="22"/>
+          <w:szCs w:val="22"/>
+        </w:rPr>
+        <w:t>Todos os ativos que possuam arquivos estão na pasta do projeto, a seguir uma explicação dos ativos reutilizáveis que foram escolhidos para o projeto</w:t>
+      </w:r>
+      <w:r>
+        <w:rPr>
+          <w:sz w:val="22"/>
+          <w:szCs w:val="22"/>
+        </w:rPr>
+        <w:t>:</w:t>
+      </w:r>
+    </w:p>
+    <w:p>
+      <w:pPr>
+        <w:pStyle w:val="Ttulo2"/>
+        <w:spacing w:before="280" w:after="120"/>
+        <w:rPr>
+          <w:b/>
+          <w:bCs/>
+          <w:sz w:val="24"/>
+          <w:szCs w:val="24"/>
+        </w:rPr>
+      </w:pPr>
+      <w:r>
+        <w:rPr>
+          <w:b/>
+          <w:bCs/>
+          <w:sz w:val="24"/>
+          <w:szCs w:val="24"/>
+        </w:rPr>
+        <w:t>6</w:t>
+      </w:r>
+      <w:r>
+        <w:rPr>
+          <w:b/>
+          <w:bCs/>
+          <w:sz w:val="24"/>
+          <w:szCs w:val="24"/>
+        </w:rPr>
+        <w:t xml:space="preserve">.1 </w:t>
+      </w:r>
+      <w:r>
+        <w:rPr>
+          <w:b/>
+          <w:bCs/>
+          <w:sz w:val="24"/>
+          <w:szCs w:val="24"/>
+        </w:rPr>
+        <w:t>Diagrama do Banco</w:t>
+      </w:r>
+    </w:p>
+    <w:p>
+      <w:pPr>
+        <w:pStyle w:val="Ttulo2"/>
+        <w:spacing w:before="280" w:after="120"/>
+        <w:rPr>
+          <w:b/>
+          <w:bCs/>
+          <w:sz w:val="24"/>
+          <w:szCs w:val="24"/>
+        </w:rPr>
+      </w:pPr>
+      <w:r>
+        <w:rPr>
+          <w:b/>
+          <w:bCs/>
+          <w:noProof/>
+          <w:sz w:val="24"/>
+          <w:szCs w:val="24"/>
+        </w:rPr>
+        <w:drawing>
+          <wp:inline distT="0" distB="0" distL="0" distR="0" wp14:anchorId="7BE5BCF3" wp14:editId="15C00DEB">
+            <wp:extent cx="3620530" cy="2595753"/>
+            <wp:effectExtent l="0" t="0" r="0" b="0"/>
+            <wp:docPr id="1616645212" name="Imagem 1"/>
+            <wp:cNvGraphicFramePr>
+              <a:graphicFrameLocks xmlns:a="http://schemas.openxmlformats.org/drawingml/2006/main" noChangeAspect="1"/>
+            </wp:cNvGraphicFramePr>
+            <a:graphic xmlns:a="http://schemas.openxmlformats.org/drawingml/2006/main">
+              <a:graphicData uri="http://schemas.openxmlformats.org/drawingml/2006/picture">
+                <pic:pic xmlns:pic="http://schemas.openxmlformats.org/drawingml/2006/picture">
+                  <pic:nvPicPr>
+                    <pic:cNvPr id="1616645212" name="Imagem 1616645212"/>
+                    <pic:cNvPicPr/>
+                  </pic:nvPicPr>
+                  <pic:blipFill>
+                    <a:blip r:embed="rId9" cstate="print">
+                      <a:extLst>
+                        <a:ext uri="{28A0092B-C50C-407E-A947-70E740481C1C}">
+                          <a14:useLocalDpi xmlns:a14="http://schemas.microsoft.com/office/drawing/2010/main" val="0"/>
+                        </a:ext>
+                      </a:extLst>
+                    </a:blip>
+                    <a:stretch>
+                      <a:fillRect/>
+                    </a:stretch>
+                  </pic:blipFill>
+                  <pic:spPr>
+                    <a:xfrm>
+                      <a:off x="0" y="0"/>
+                      <a:ext cx="3654567" cy="2620156"/>
+                    </a:xfrm>
+                    <a:prstGeom prst="rect">
+                      <a:avLst/>
+                    </a:prstGeom>
+                  </pic:spPr>
+                </pic:pic>
+              </a:graphicData>
+            </a:graphic>
+          </wp:inline>
+        </w:drawing>
+      </w:r>
+    </w:p>
+    <w:p>
+      <w:pPr>
+        <w:rPr>
+          <w:b/>
+          <w:bCs/>
+          <w:color w:val="2E74B5"/>
+          <w:sz w:val="24"/>
+          <w:szCs w:val="24"/>
+        </w:rPr>
+      </w:pPr>
+      <w:r>
+        <w:rPr>
+          <w:b/>
+          <w:bCs/>
+          <w:sz w:val="24"/>
+          <w:szCs w:val="24"/>
+        </w:rPr>
+        <w:br w:type="page"/>
+      </w:r>
+    </w:p>
+    <w:p>
+      <w:pPr>
+        <w:pStyle w:val="Ttulo2"/>
+        <w:spacing w:before="280" w:after="120"/>
+        <w:rPr>
+          <w:b/>
+          <w:bCs/>
+          <w:sz w:val="24"/>
+          <w:szCs w:val="24"/>
+        </w:rPr>
+      </w:pPr>
+      <w:r>
+        <w:rPr>
+          <w:b/>
+          <w:bCs/>
+          <w:sz w:val="24"/>
+          <w:szCs w:val="24"/>
+        </w:rPr>
+        <w:lastRenderedPageBreak/>
+        <w:t>6.</w:t>
+      </w:r>
+      <w:r>
+        <w:rPr>
+          <w:b/>
+          <w:bCs/>
+          <w:sz w:val="24"/>
+          <w:szCs w:val="24"/>
+        </w:rPr>
+        <w:t>2</w:t>
+      </w:r>
+      <w:r>
+        <w:rPr>
+          <w:b/>
+          <w:bCs/>
+          <w:sz w:val="24"/>
+          <w:szCs w:val="24"/>
+        </w:rPr>
+        <w:t xml:space="preserve"> </w:t>
+      </w:r>
+      <w:r>
+        <w:rPr>
+          <w:b/>
+          <w:bCs/>
+          <w:sz w:val="24"/>
+          <w:szCs w:val="24"/>
+        </w:rPr>
+        <w:t>Diagrama de Casos de Uso</w:t>
+      </w:r>
+    </w:p>
+    <w:p>
+      <w:pPr>
+        <w:pStyle w:val="Ttulo2"/>
+        <w:spacing w:before="280" w:after="120"/>
+      </w:pPr>
+      <w:r>
+        <w:rPr>
+          <w:noProof/>
+        </w:rPr>
+        <w:drawing>
+          <wp:inline distT="0" distB="0" distL="0" distR="0" wp14:anchorId="1962B2EB" wp14:editId="103D2BA5">
+            <wp:extent cx="4522573" cy="2841741"/>
+            <wp:effectExtent l="0" t="0" r="0" b="3175"/>
+            <wp:docPr id="1693109875" name="Imagem 2"/>
+            <wp:cNvGraphicFramePr>
+              <a:graphicFrameLocks xmlns:a="http://schemas.openxmlformats.org/drawingml/2006/main" noChangeAspect="1"/>
+            </wp:cNvGraphicFramePr>
+            <a:graphic xmlns:a="http://schemas.openxmlformats.org/drawingml/2006/main">
+              <a:graphicData uri="http://schemas.openxmlformats.org/drawingml/2006/picture">
+                <pic:pic xmlns:pic="http://schemas.openxmlformats.org/drawingml/2006/picture">
+                  <pic:nvPicPr>
+                    <pic:cNvPr id="1693109875" name="Imagem 1693109875"/>
+                    <pic:cNvPicPr/>
+                  </pic:nvPicPr>
+                  <pic:blipFill>
+                    <a:blip r:embed="rId10" cstate="print">
+                      <a:extLst>
+                        <a:ext uri="{28A0092B-C50C-407E-A947-70E740481C1C}">
+                          <a14:useLocalDpi xmlns:a14="http://schemas.microsoft.com/office/drawing/2010/main" val="0"/>
+                        </a:ext>
+                      </a:extLst>
+                    </a:blip>
+                    <a:stretch>
+                      <a:fillRect/>
+                    </a:stretch>
+                  </pic:blipFill>
+                  <pic:spPr>
+                    <a:xfrm>
+                      <a:off x="0" y="0"/>
+                      <a:ext cx="4542232" cy="2854094"/>
+                    </a:xfrm>
+                    <a:prstGeom prst="rect">
+                      <a:avLst/>
+                    </a:prstGeom>
+                  </pic:spPr>
+                </pic:pic>
+              </a:graphicData>
+            </a:graphic>
+          </wp:inline>
+        </w:drawing>
+      </w:r>
+    </w:p>
+    <w:p>
+      <w:pPr>
+        <w:pStyle w:val="Ttulo2"/>
+        <w:spacing w:before="280" w:after="120"/>
+        <w:rPr>
+          <w:b/>
+          <w:bCs/>
+          <w:sz w:val="24"/>
+          <w:szCs w:val="24"/>
+        </w:rPr>
+      </w:pPr>
+      <w:r>
+        <w:rPr>
+          <w:b/>
+          <w:bCs/>
+          <w:sz w:val="24"/>
+          <w:szCs w:val="24"/>
+        </w:rPr>
+        <w:t>6.</w:t>
+      </w:r>
+      <w:r>
+        <w:rPr>
+          <w:b/>
+          <w:bCs/>
+          <w:sz w:val="24"/>
+          <w:szCs w:val="24"/>
+        </w:rPr>
+        <w:t>3</w:t>
+      </w:r>
+      <w:r>
+        <w:rPr>
+          <w:b/>
+          <w:bCs/>
+          <w:sz w:val="24"/>
+          <w:szCs w:val="24"/>
+        </w:rPr>
+        <w:t xml:space="preserve"> </w:t>
+      </w:r>
+      <w:r>
+        <w:rPr>
+          <w:b/>
+          <w:bCs/>
+          <w:sz w:val="24"/>
+          <w:szCs w:val="24"/>
+        </w:rPr>
+        <w:t>Especificação da API</w:t>
+      </w:r>
+    </w:p>
+    <w:p>
+      <w:pPr>
+        <w:spacing w:after="160" w:line="300" w:lineRule="auto"/>
+        <w:rPr>
+          <w:b/>
+          <w:bCs/>
+          <w:sz w:val="24"/>
+          <w:szCs w:val="24"/>
+        </w:rPr>
+      </w:pPr>
+      <w:r>
+        <w:rPr>
+          <w:sz w:val="22"/>
+          <w:szCs w:val="22"/>
+        </w:rPr>
+        <w:t>O arquivo contendo a especificação é o “</w:t>
+      </w:r>
+      <w:r>
+        <w:rPr>
+          <w:sz w:val="22"/>
+          <w:szCs w:val="22"/>
+        </w:rPr>
+        <w:t>projeto-api-</w:t>
+      </w:r>
+      <w:proofErr w:type="spellStart"/>
+      <w:proofErr w:type="gramStart"/>
+      <w:r>
+        <w:rPr>
+          <w:sz w:val="22"/>
+          <w:szCs w:val="22"/>
+        </w:rPr>
+        <w:t>especificacao.yaml</w:t>
+      </w:r>
+      <w:proofErr w:type="spellEnd"/>
+      <w:proofErr w:type="gramEnd"/>
+      <w:r>
+        <w:rPr>
+          <w:sz w:val="22"/>
+          <w:szCs w:val="22"/>
+        </w:rPr>
+        <w:t>”, print parcial do conteúdo</w:t>
+      </w:r>
+      <w:r>
+        <w:rPr>
+          <w:sz w:val="22"/>
+          <w:szCs w:val="22"/>
+        </w:rPr>
+        <w:t>:</w:t>
+      </w:r>
+      <w:r>
+        <w:rPr>
+          <w:b/>
+          <w:bCs/>
+          <w:sz w:val="24"/>
+          <w:szCs w:val="24"/>
+        </w:rPr>
+        <w:t xml:space="preserve"> </w:t>
+      </w:r>
+      <w:r>
+        <w:rPr>
+          <w:b/>
+          <w:bCs/>
+          <w:sz w:val="24"/>
+          <w:szCs w:val="24"/>
+        </w:rPr>
+        <w:br/>
+      </w:r>
+      <w:r>
+        <w:drawing>
+          <wp:inline distT="0" distB="0" distL="0" distR="0" wp14:anchorId="1CE98535" wp14:editId="1EB93FDE">
+            <wp:extent cx="2865116" cy="3824416"/>
+            <wp:effectExtent l="0" t="0" r="5715" b="0"/>
+            <wp:docPr id="721307729" name="Imagem 1"/>
+            <wp:cNvGraphicFramePr>
+              <a:graphicFrameLocks xmlns:a="http://schemas.openxmlformats.org/drawingml/2006/main" noChangeAspect="1"/>
+            </wp:cNvGraphicFramePr>
+            <a:graphic xmlns:a="http://schemas.openxmlformats.org/drawingml/2006/main">
+              <a:graphicData uri="http://schemas.openxmlformats.org/drawingml/2006/picture">
+                <pic:pic xmlns:pic="http://schemas.openxmlformats.org/drawingml/2006/picture">
+                  <pic:nvPicPr>
+                    <pic:cNvPr id="721307729" name=""/>
+                    <pic:cNvPicPr/>
+                  </pic:nvPicPr>
+                  <pic:blipFill>
+                    <a:blip r:embed="rId11"/>
+                    <a:stretch>
+                      <a:fillRect/>
+                    </a:stretch>
+                  </pic:blipFill>
+                  <pic:spPr>
+                    <a:xfrm>
+                      <a:off x="0" y="0"/>
+                      <a:ext cx="2891280" cy="3859340"/>
+                    </a:xfrm>
+                    <a:prstGeom prst="rect">
+                      <a:avLst/>
+                    </a:prstGeom>
+                  </pic:spPr>
+                </pic:pic>
+              </a:graphicData>
+            </a:graphic>
+          </wp:inline>
+        </w:drawing>
+      </w:r>
+    </w:p>
+    <w:p>
+      <w:pPr>
+        <w:rPr>
+          <w:b/>
+          <w:bCs/>
+          <w:sz w:val="24"/>
+          <w:szCs w:val="24"/>
+        </w:rPr>
+      </w:pPr>
+      <w:r>
+        <w:rPr>
+          <w:b/>
+          <w:bCs/>
+          <w:sz w:val="24"/>
+          <w:szCs w:val="24"/>
+        </w:rPr>
+        <w:br w:type="page"/>
+      </w:r>
+    </w:p>
+    <w:p>
+      <w:pPr>
+        <w:pStyle w:val="Ttulo2"/>
+        <w:spacing w:before="280" w:after="120"/>
+        <w:rPr>
+          <w:b/>
+          <w:bCs/>
+          <w:sz w:val="24"/>
+          <w:szCs w:val="24"/>
+        </w:rPr>
+      </w:pPr>
+      <w:r>
+        <w:rPr>
+          <w:b/>
+          <w:bCs/>
+          <w:sz w:val="24"/>
+          <w:szCs w:val="24"/>
+        </w:rPr>
+        <w:lastRenderedPageBreak/>
+        <w:t>6.</w:t>
+      </w:r>
+      <w:r>
+        <w:rPr>
+          <w:b/>
+          <w:bCs/>
+          <w:sz w:val="24"/>
+          <w:szCs w:val="24"/>
+        </w:rPr>
+        <w:t>4</w:t>
+      </w:r>
+      <w:r>
+        <w:rPr>
+          <w:b/>
+          <w:bCs/>
+          <w:sz w:val="24"/>
+          <w:szCs w:val="24"/>
+        </w:rPr>
+        <w:t xml:space="preserve"> </w:t>
+      </w:r>
+      <w:r>
+        <w:rPr>
+          <w:b/>
+          <w:bCs/>
+          <w:sz w:val="24"/>
+          <w:szCs w:val="24"/>
+        </w:rPr>
+        <w:t>Especificação de Casos de Uso</w:t>
+      </w:r>
+    </w:p>
+    <w:p>
+      <w:r>
+        <w:t>O arquivo contendo a especificação é o “</w:t>
+      </w:r>
+      <w:r>
+        <w:t>projeto-casos-de-uso.pdf</w:t>
+      </w:r>
+      <w:r>
+        <w:t>”, print parcial do conteúdo:</w:t>
+      </w:r>
+    </w:p>
+    <w:p>
+      <w:pPr>
+        <w:rPr>
+          <w:b/>
+          <w:bCs/>
+          <w:sz w:val="24"/>
+          <w:szCs w:val="24"/>
+        </w:rPr>
+      </w:pPr>
+      <w:r>
+        <w:br/>
+      </w:r>
+      <w:r>
+        <w:rPr>
+          <w:b/>
+          <w:bCs/>
+          <w:sz w:val="24"/>
+          <w:szCs w:val="24"/>
+        </w:rPr>
+        <w:drawing>
+          <wp:inline distT="0" distB="0" distL="0" distR="0" wp14:anchorId="733DBA39" wp14:editId="44DEC6C6">
+            <wp:extent cx="3218898" cy="4120978"/>
+            <wp:effectExtent l="0" t="0" r="0" b="0"/>
+            <wp:docPr id="1231707201" name="Imagem 1"/>
+            <wp:cNvGraphicFramePr>
+              <a:graphicFrameLocks xmlns:a="http://schemas.openxmlformats.org/drawingml/2006/main" noChangeAspect="1"/>
+            </wp:cNvGraphicFramePr>
+            <a:graphic xmlns:a="http://schemas.openxmlformats.org/drawingml/2006/main">
+              <a:graphicData uri="http://schemas.openxmlformats.org/drawingml/2006/picture">
+                <pic:pic xmlns:pic="http://schemas.openxmlformats.org/drawingml/2006/picture">
+                  <pic:nvPicPr>
+                    <pic:cNvPr id="1231707201" name=""/>
+                    <pic:cNvPicPr/>
+                  </pic:nvPicPr>
+                  <pic:blipFill>
+                    <a:blip r:embed="rId12"/>
+                    <a:stretch>
+                      <a:fillRect/>
+                    </a:stretch>
+                  </pic:blipFill>
+                  <pic:spPr>
+                    <a:xfrm>
+                      <a:off x="0" y="0"/>
+                      <a:ext cx="3243751" cy="4152796"/>
+                    </a:xfrm>
+                    <a:prstGeom prst="rect">
+                      <a:avLst/>
+                    </a:prstGeom>
+                  </pic:spPr>
+                </pic:pic>
+              </a:graphicData>
+            </a:graphic>
+          </wp:inline>
+        </w:drawing>
+      </w:r>
+    </w:p>
+    <w:p>
+      <w:pPr>
+        <w:pStyle w:val="Ttulo2"/>
+        <w:spacing w:before="280" w:after="120"/>
+        <w:rPr>
+          <w:b/>
+          <w:bCs/>
+          <w:sz w:val="24"/>
+          <w:szCs w:val="24"/>
+        </w:rPr>
+      </w:pPr>
+      <w:r>
+        <w:rPr>
+          <w:b/>
+          <w:bCs/>
+          <w:sz w:val="24"/>
+          <w:szCs w:val="24"/>
+        </w:rPr>
+        <w:t>6.</w:t>
+      </w:r>
+      <w:r>
+        <w:rPr>
+          <w:b/>
+          <w:bCs/>
+          <w:sz w:val="24"/>
+          <w:szCs w:val="24"/>
+        </w:rPr>
+        <w:t>5</w:t>
+      </w:r>
+      <w:r>
+        <w:rPr>
+          <w:b/>
+          <w:bCs/>
+          <w:sz w:val="24"/>
+          <w:szCs w:val="24"/>
+        </w:rPr>
+        <w:t xml:space="preserve"> </w:t>
+      </w:r>
+      <w:r>
+        <w:rPr>
+          <w:b/>
+          <w:bCs/>
+          <w:sz w:val="24"/>
+          <w:szCs w:val="24"/>
+        </w:rPr>
+        <w:t>Requisitos Funcionais e Não Funcionais</w:t>
+      </w:r>
+    </w:p>
+    <w:p>
+      <w:r>
+        <w:t xml:space="preserve">O arquivo contendo </w:t>
+      </w:r>
+      <w:r>
+        <w:t xml:space="preserve">os requisitos </w:t>
+      </w:r>
+      <w:r>
+        <w:t>é o “</w:t>
+      </w:r>
+      <w:r>
+        <w:t>projeto-definicao.pdf</w:t>
+      </w:r>
+      <w:r>
+        <w:t>”, print parcial do conteúdo:</w:t>
+      </w:r>
+    </w:p>
+    <w:p>
+      <w:pPr>
+        <w:pStyle w:val="Ttulo2"/>
+        <w:spacing w:before="280" w:after="120"/>
+      </w:pPr>
+      <w:r>
+        <w:drawing>
+          <wp:inline distT="0" distB="0" distL="0" distR="0" wp14:anchorId="124E5B9D" wp14:editId="1C65B7C3">
+            <wp:extent cx="3509319" cy="2904892"/>
+            <wp:effectExtent l="0" t="0" r="0" b="3810"/>
+            <wp:docPr id="1045371335" name="Imagem 1"/>
+            <wp:cNvGraphicFramePr>
+              <a:graphicFrameLocks xmlns:a="http://schemas.openxmlformats.org/drawingml/2006/main" noChangeAspect="1"/>
+            </wp:cNvGraphicFramePr>
+            <a:graphic xmlns:a="http://schemas.openxmlformats.org/drawingml/2006/main">
+              <a:graphicData uri="http://schemas.openxmlformats.org/drawingml/2006/picture">
+                <pic:pic xmlns:pic="http://schemas.openxmlformats.org/drawingml/2006/picture">
+                  <pic:nvPicPr>
+                    <pic:cNvPr id="1045371335" name=""/>
+                    <pic:cNvPicPr/>
+                  </pic:nvPicPr>
+                  <pic:blipFill>
+                    <a:blip r:embed="rId13"/>
+                    <a:stretch>
+                      <a:fillRect/>
+                    </a:stretch>
+                  </pic:blipFill>
+                  <pic:spPr>
+                    <a:xfrm>
+                      <a:off x="0" y="0"/>
+                      <a:ext cx="3528128" cy="2920461"/>
+                    </a:xfrm>
+                    <a:prstGeom prst="rect">
+                      <a:avLst/>
+                    </a:prstGeom>
+                  </pic:spPr>
+                </pic:pic>
+              </a:graphicData>
+            </a:graphic>
+          </wp:inline>
+        </w:drawing>
+      </w:r>
+    </w:p>
+    <w:p>
+      <w:pPr>
+        <w:rPr>
+          <w:color w:val="2E74B5"/>
+          <w:sz w:val="26"/>
+          <w:szCs w:val="26"/>
+        </w:rPr>
+      </w:pPr>
+      <w:r>
+        <w:br w:type="page"/>
+      </w:r>
+    </w:p>
+    <w:p>
+      <w:pPr>
+        <w:pStyle w:val="Ttulo2"/>
+        <w:spacing w:before="280" w:after="120"/>
+        <w:rPr>
+          <w:b/>
+          <w:bCs/>
+          <w:sz w:val="24"/>
+          <w:szCs w:val="24"/>
+        </w:rPr>
+      </w:pPr>
+      <w:r>
+        <w:rPr>
+          <w:b/>
+          <w:bCs/>
+          <w:sz w:val="24"/>
+          <w:szCs w:val="24"/>
+        </w:rPr>
+        <w:lastRenderedPageBreak/>
+        <w:t>6.</w:t>
+      </w:r>
+      <w:r>
+        <w:rPr>
+          <w:b/>
+          <w:bCs/>
+          <w:sz w:val="24"/>
+          <w:szCs w:val="24"/>
+        </w:rPr>
+        <w:t>6</w:t>
+      </w:r>
+      <w:r>
+        <w:rPr>
+          <w:b/>
+          <w:bCs/>
+          <w:sz w:val="24"/>
+          <w:szCs w:val="24"/>
+        </w:rPr>
+        <w:t xml:space="preserve"> </w:t>
+      </w:r>
+      <w:r>
+        <w:rPr>
+          <w:b/>
+          <w:bCs/>
+          <w:sz w:val="24"/>
+          <w:szCs w:val="24"/>
+        </w:rPr>
+        <w:t>Protótipo das Telas</w:t>
+      </w:r>
+    </w:p>
+    <w:p>
+      <w:r>
+        <w:t>O</w:t>
+      </w:r>
+      <w:r>
+        <w:t xml:space="preserve"> projeto no </w:t>
+      </w:r>
+      <w:proofErr w:type="spellStart"/>
+      <w:r>
+        <w:t>figma</w:t>
+      </w:r>
+      <w:proofErr w:type="spellEnd"/>
+      <w:r>
+        <w:t xml:space="preserve"> contendo todos as telas criadas está disponível no link:</w:t>
+      </w:r>
+      <w:r>
+        <w:br/>
+      </w:r>
+      <w:hyperlink r:id="rId14" w:history="1">
+        <w:r>
+          <w:rPr>
+            <w:rStyle w:val="Hyperlink"/>
+          </w:rPr>
+          <w:t>https://www.figma.com/design/sdZJ7P7Hl1mnDe4Y3N60wp/MultiPag?node-id=0-1&amp;t=M7xsQNlYabi2lc3F-1</w:t>
+        </w:r>
+      </w:hyperlink>
+      <w:r>
+        <w:br/>
+      </w:r>
+      <w:r>
+        <w:br/>
+        <w:t>P</w:t>
+      </w:r>
+      <w:r>
+        <w:t>rint parcial do conteúdo:</w:t>
+      </w:r>
+    </w:p>
+    <w:p>
+      <w:pPr>
+        <w:pStyle w:val="Ttulo2"/>
+        <w:spacing w:before="280" w:after="120"/>
+      </w:pPr>
+      <w:r>
+        <w:drawing>
+          <wp:inline distT="0" distB="0" distL="0" distR="0" wp14:anchorId="07AD7F12" wp14:editId="5A332034">
+            <wp:extent cx="6120130" cy="2796540"/>
+            <wp:effectExtent l="0" t="0" r="1270" b="0"/>
+            <wp:docPr id="1830610645" name="Imagem 1"/>
+            <wp:cNvGraphicFramePr>
+              <a:graphicFrameLocks xmlns:a="http://schemas.openxmlformats.org/drawingml/2006/main" noChangeAspect="1"/>
+            </wp:cNvGraphicFramePr>
+            <a:graphic xmlns:a="http://schemas.openxmlformats.org/drawingml/2006/main">
+              <a:graphicData uri="http://schemas.openxmlformats.org/drawingml/2006/picture">
+                <pic:pic xmlns:pic="http://schemas.openxmlformats.org/drawingml/2006/picture">
+                  <pic:nvPicPr>
+                    <pic:cNvPr id="1830610645" name=""/>
+                    <pic:cNvPicPr/>
+                  </pic:nvPicPr>
+                  <pic:blipFill>
+                    <a:blip r:embed="rId15"/>
+                    <a:stretch>
+                      <a:fillRect/>
+                    </a:stretch>
+                  </pic:blipFill>
+                  <pic:spPr>
+                    <a:xfrm>
+                      <a:off x="0" y="0"/>
+                      <a:ext cx="6120130" cy="2796540"/>
+                    </a:xfrm>
+                    <a:prstGeom prst="rect">
+                      <a:avLst/>
+                    </a:prstGeom>
+                  </pic:spPr>
+                </pic:pic>
+              </a:graphicData>
+            </a:graphic>
+          </wp:inline>
+        </w:drawing>
+      </w:r>
+    </w:p>
+    <w:p>
+      <w:pPr>
+        <w:pStyle w:val="Ttulo2"/>
+        <w:spacing w:before="280" w:after="120"/>
+      </w:pPr>
+      <w:r>
+        <w:drawing>
+          <wp:inline distT="0" distB="0" distL="0" distR="0" wp14:anchorId="34FB68A4" wp14:editId="35881FF2">
+            <wp:extent cx="6120130" cy="3170555"/>
+            <wp:effectExtent l="0" t="0" r="1270" b="4445"/>
+            <wp:docPr id="2047885549" name="Imagem 1"/>
+            <wp:cNvGraphicFramePr>
+              <a:graphicFrameLocks xmlns:a="http://schemas.openxmlformats.org/drawingml/2006/main" noChangeAspect="1"/>
+            </wp:cNvGraphicFramePr>
+            <a:graphic xmlns:a="http://schemas.openxmlformats.org/drawingml/2006/main">
+              <a:graphicData uri="http://schemas.openxmlformats.org/drawingml/2006/picture">
+                <pic:pic xmlns:pic="http://schemas.openxmlformats.org/drawingml/2006/picture">
+                  <pic:nvPicPr>
+                    <pic:cNvPr id="2047885549" name=""/>
+                    <pic:cNvPicPr/>
+                  </pic:nvPicPr>
+                  <pic:blipFill>
+                    <a:blip r:embed="rId16"/>
+                    <a:stretch>
+                      <a:fillRect/>
+                    </a:stretch>
+                  </pic:blipFill>
+                  <pic:spPr>
+                    <a:xfrm>
+                      <a:off x="0" y="0"/>
+                      <a:ext cx="6120130" cy="3170555"/>
+                    </a:xfrm>
+                    <a:prstGeom prst="rect">
+                      <a:avLst/>
+                    </a:prstGeom>
+                  </pic:spPr>
+                </pic:pic>
+              </a:graphicData>
+            </a:graphic>
+          </wp:inline>
+        </w:drawing>
+      </w:r>
+    </w:p>
+    <w:p>
+      <w:pPr>
+        <w:rPr>
+          <w:color w:val="2E74B5"/>
+          <w:sz w:val="26"/>
+          <w:szCs w:val="26"/>
+        </w:rPr>
+      </w:pPr>
+      <w:r>
+        <w:br w:type="page"/>
+      </w:r>
+    </w:p>
+    <w:p>
+      <w:pPr>
+        <w:pStyle w:val="Ttulo1"/>
+        <w:pBdr>
+          <w:bottom w:val="single" w:sz="6" w:space="4" w:color="2E74B5"/>
+        </w:pBdr>
+        <w:spacing w:before="400" w:after="200"/>
+      </w:pPr>
+      <w:r>
+        <w:rPr>
+          <w:b/>
+          <w:bCs/>
+          <w:color w:val="1F3864"/>
+          <w:sz w:val="30"/>
+          <w:szCs w:val="30"/>
+        </w:rPr>
+        <w:lastRenderedPageBreak/>
+        <w:t>7</w:t>
+      </w:r>
+      <w:r>
+        <w:rPr>
+          <w:b/>
+          <w:bCs/>
+          <w:color w:val="1F3864"/>
+          <w:sz w:val="30"/>
+          <w:szCs w:val="30"/>
+        </w:rPr>
+        <w:t xml:space="preserve">. </w:t>
+      </w:r>
+      <w:r>
+        <w:rPr>
+          <w:b/>
+          <w:bCs/>
+          <w:color w:val="1F3864"/>
+          <w:sz w:val="30"/>
+          <w:szCs w:val="30"/>
+        </w:rPr>
+        <w:t>Variabilidade</w:t>
+      </w:r>
+    </w:p>
+    <w:p>
+      <w:pPr>
+        <w:spacing w:after="160" w:line="300" w:lineRule="auto"/>
+        <w:rPr>
+          <w:sz w:val="22"/>
+          <w:szCs w:val="22"/>
+        </w:rPr>
+      </w:pPr>
+      <w:r>
+        <w:rPr>
+          <w:sz w:val="22"/>
+          <w:szCs w:val="22"/>
+        </w:rPr>
+        <w:t>O projeto conta com uma alta variabilidade em seus processos e interfaces, pois se trata de um sistema de pagamento onde o business consegue criar uma cobrança personalizada para cada cliente. A seguir estão listadas as telas/interfaces que possibilitam a maior variabilidade no sistema.</w:t>
+      </w:r>
+    </w:p>
+    <w:p>
+      <w:pPr>
+        <w:spacing w:after="160" w:line="300" w:lineRule="auto"/>
+        <w:rPr>
+          <w:sz w:val="22"/>
+          <w:szCs w:val="22"/>
+        </w:rPr>
+      </w:pPr>
+      <w:r>
+        <w:rPr>
+          <w:sz w:val="22"/>
+          <w:szCs w:val="22"/>
+        </w:rPr>
+        <w:t xml:space="preserve">O projeto utilizará </w:t>
+      </w:r>
+      <w:proofErr w:type="spellStart"/>
+      <w:r>
+        <w:rPr>
+          <w:sz w:val="22"/>
+          <w:szCs w:val="22"/>
+        </w:rPr>
+        <w:t>NextJs</w:t>
+      </w:r>
+      <w:proofErr w:type="spellEnd"/>
+      <w:r>
+        <w:rPr>
+          <w:sz w:val="22"/>
+          <w:szCs w:val="22"/>
+        </w:rPr>
+        <w:t xml:space="preserve"> como framework para o </w:t>
+      </w:r>
+      <w:proofErr w:type="spellStart"/>
+      <w:r>
+        <w:rPr>
+          <w:sz w:val="22"/>
+          <w:szCs w:val="22"/>
+        </w:rPr>
+        <w:t>frontend</w:t>
+      </w:r>
+      <w:proofErr w:type="spellEnd"/>
+      <w:r>
+        <w:rPr>
+          <w:sz w:val="22"/>
+          <w:szCs w:val="22"/>
+        </w:rPr>
+        <w:t>, que permite a integração de diversos sistemas que possibilitam a separação de permissões na aplicação, garantindo que a variabilidade seja implementada sem grandes esforços no produto.</w:t>
+      </w:r>
+      <w:r>
+        <w:rPr>
+          <w:sz w:val="22"/>
+          <w:szCs w:val="22"/>
+        </w:rPr>
+        <w:br/>
+      </w:r>
+    </w:p>
+    <w:p>
+      <w:pPr>
+        <w:pStyle w:val="Ttulo2"/>
+        <w:spacing w:before="280" w:after="120"/>
+        <w:rPr>
+          <w:b/>
+          <w:bCs/>
+          <w:sz w:val="24"/>
+          <w:szCs w:val="24"/>
+        </w:rPr>
+      </w:pPr>
+      <w:r>
+        <w:rPr>
+          <w:b/>
+          <w:bCs/>
+          <w:sz w:val="24"/>
+          <w:szCs w:val="24"/>
+        </w:rPr>
+        <w:t>7</w:t>
+      </w:r>
+      <w:r>
+        <w:rPr>
+          <w:b/>
+          <w:bCs/>
+          <w:sz w:val="24"/>
+          <w:szCs w:val="24"/>
+        </w:rPr>
+        <w:t>.</w:t>
+      </w:r>
+      <w:r>
+        <w:rPr>
+          <w:b/>
+          <w:bCs/>
+          <w:sz w:val="24"/>
+          <w:szCs w:val="24"/>
+        </w:rPr>
+        <w:t>1</w:t>
+      </w:r>
+      <w:r>
+        <w:rPr>
+          <w:b/>
+          <w:bCs/>
+          <w:sz w:val="24"/>
+          <w:szCs w:val="24"/>
+        </w:rPr>
+        <w:t xml:space="preserve"> </w:t>
+      </w:r>
+      <w:r>
+        <w:rPr>
+          <w:b/>
+          <w:bCs/>
+          <w:sz w:val="24"/>
+          <w:szCs w:val="24"/>
+        </w:rPr>
+        <w:t>Criação de Cobrança – Definição dos Produtos</w:t>
+      </w:r>
+    </w:p>
+    <w:p>
+      <w:r>
+        <w:t>A primeira tela do fluxo de criação de cobrança permite com que o business personalize os produtos/serviços que o cliente visualizará na tela de pagamento. Telas de criação da cobrança e visualização do link de pagamento pelo cliente:</w:t>
+      </w:r>
+    </w:p>
+    <w:p>
+      <w:pPr>
+        <w:spacing w:after="160" w:line="300" w:lineRule="auto"/>
+      </w:pPr>
+      <w:r>
+        <w:rPr>
+          <w:sz w:val="22"/>
+          <w:szCs w:val="22"/>
+        </w:rPr>
+        <w:br/>
+      </w:r>
+      <w:r>
+        <w:rPr>
+          <w:sz w:val="22"/>
+          <w:szCs w:val="22"/>
+        </w:rPr>
+        <w:drawing>
+          <wp:inline distT="0" distB="0" distL="0" distR="0" wp14:anchorId="0897577E" wp14:editId="6DEC92B9">
+            <wp:extent cx="1112108" cy="2402997"/>
+            <wp:effectExtent l="0" t="0" r="5715" b="0"/>
+            <wp:docPr id="1557055449" name="Imagem 1"/>
+            <wp:cNvGraphicFramePr>
+              <a:graphicFrameLocks xmlns:a="http://schemas.openxmlformats.org/drawingml/2006/main" noChangeAspect="1"/>
+            </wp:cNvGraphicFramePr>
+            <a:graphic xmlns:a="http://schemas.openxmlformats.org/drawingml/2006/main">
+              <a:graphicData uri="http://schemas.openxmlformats.org/drawingml/2006/picture">
+                <pic:pic xmlns:pic="http://schemas.openxmlformats.org/drawingml/2006/picture">
+                  <pic:nvPicPr>
+                    <pic:cNvPr id="1557055449" name=""/>
+                    <pic:cNvPicPr/>
+                  </pic:nvPicPr>
+                  <pic:blipFill>
+                    <a:blip r:embed="rId17"/>
+                    <a:stretch>
+                      <a:fillRect/>
+                    </a:stretch>
+                  </pic:blipFill>
+                  <pic:spPr>
+                    <a:xfrm>
+                      <a:off x="0" y="0"/>
+                      <a:ext cx="1150632" cy="2486237"/>
+                    </a:xfrm>
+                    <a:prstGeom prst="rect">
+                      <a:avLst/>
+                    </a:prstGeom>
+                  </pic:spPr>
+                </pic:pic>
+              </a:graphicData>
+            </a:graphic>
+          </wp:inline>
+        </w:drawing>
+      </w:r>
+      <w:r>
+        <w:drawing>
+          <wp:inline distT="0" distB="0" distL="0" distR="0" wp14:anchorId="241954B2" wp14:editId="4C3B2089">
+            <wp:extent cx="1118287" cy="2393762"/>
+            <wp:effectExtent l="0" t="0" r="0" b="0"/>
+            <wp:docPr id="233736853" name="Imagem 1"/>
+            <wp:cNvGraphicFramePr>
+              <a:graphicFrameLocks xmlns:a="http://schemas.openxmlformats.org/drawingml/2006/main" noChangeAspect="1"/>
+            </wp:cNvGraphicFramePr>
+            <a:graphic xmlns:a="http://schemas.openxmlformats.org/drawingml/2006/main">
+              <a:graphicData uri="http://schemas.openxmlformats.org/drawingml/2006/picture">
+                <pic:pic xmlns:pic="http://schemas.openxmlformats.org/drawingml/2006/picture">
+                  <pic:nvPicPr>
+                    <pic:cNvPr id="233736853" name=""/>
+                    <pic:cNvPicPr/>
+                  </pic:nvPicPr>
+                  <pic:blipFill>
+                    <a:blip r:embed="rId18"/>
+                    <a:stretch>
+                      <a:fillRect/>
+                    </a:stretch>
+                  </pic:blipFill>
+                  <pic:spPr>
+                    <a:xfrm>
+                      <a:off x="0" y="0"/>
+                      <a:ext cx="1190729" cy="2548828"/>
+                    </a:xfrm>
+                    <a:prstGeom prst="rect">
+                      <a:avLst/>
+                    </a:prstGeom>
+                  </pic:spPr>
+                </pic:pic>
+              </a:graphicData>
+            </a:graphic>
+          </wp:inline>
+        </w:drawing>
+      </w:r>
+    </w:p>
+    <w:p>
+      <w:pPr>
+        <w:pStyle w:val="Ttulo2"/>
+        <w:spacing w:before="280" w:after="120"/>
+        <w:rPr>
+          <w:b/>
+          <w:bCs/>
+          <w:sz w:val="24"/>
+          <w:szCs w:val="24"/>
+        </w:rPr>
+      </w:pPr>
+      <w:r>
+        <w:rPr>
+          <w:b/>
+          <w:bCs/>
+          <w:sz w:val="24"/>
+          <w:szCs w:val="24"/>
+        </w:rPr>
+        <w:t>7.</w:t>
+      </w:r>
+      <w:r>
+        <w:rPr>
+          <w:b/>
+          <w:bCs/>
+          <w:sz w:val="24"/>
+          <w:szCs w:val="24"/>
+        </w:rPr>
+        <w:t>2</w:t>
+      </w:r>
+      <w:r>
+        <w:rPr>
+          <w:b/>
+          <w:bCs/>
+          <w:sz w:val="24"/>
+          <w:szCs w:val="24"/>
+        </w:rPr>
+        <w:t xml:space="preserve"> Criação de Cobrança – Definição dos </w:t>
+      </w:r>
+      <w:r>
+        <w:rPr>
+          <w:b/>
+          <w:bCs/>
+          <w:sz w:val="24"/>
+          <w:szCs w:val="24"/>
+        </w:rPr>
+        <w:t>Métodos de Pagamento</w:t>
+      </w:r>
+    </w:p>
+    <w:p>
+      <w:r>
+        <w:t xml:space="preserve">A segunda tela do fluxo de criação de cobranças permite com que o business personalize os métodos de pagamento que o cliente poderá escolher para realizar o pagamento do produto/serviço. Tornando essas telas de alta variabilidade, ao </w:t>
+      </w:r>
+      <w:r>
+        <w:lastRenderedPageBreak/>
+        <w:t>permitir a personalização por cobrança/cliente. Tela:</w:t>
+      </w:r>
+      <w:r>
+        <w:br/>
+      </w:r>
+      <w:r>
+        <w:drawing>
+          <wp:inline distT="0" distB="0" distL="0" distR="0" wp14:anchorId="72D16CAF" wp14:editId="58219241">
+            <wp:extent cx="1291281" cy="3394185"/>
+            <wp:effectExtent l="0" t="0" r="4445" b="0"/>
+            <wp:docPr id="1333813932" name="Imagem 1"/>
+            <wp:cNvGraphicFramePr>
+              <a:graphicFrameLocks xmlns:a="http://schemas.openxmlformats.org/drawingml/2006/main" noChangeAspect="1"/>
+            </wp:cNvGraphicFramePr>
+            <a:graphic xmlns:a="http://schemas.openxmlformats.org/drawingml/2006/main">
+              <a:graphicData uri="http://schemas.openxmlformats.org/drawingml/2006/picture">
+                <pic:pic xmlns:pic="http://schemas.openxmlformats.org/drawingml/2006/picture">
+                  <pic:nvPicPr>
+                    <pic:cNvPr id="1333813932" name=""/>
+                    <pic:cNvPicPr/>
+                  </pic:nvPicPr>
+                  <pic:blipFill>
+                    <a:blip r:embed="rId19"/>
+                    <a:stretch>
+                      <a:fillRect/>
+                    </a:stretch>
+                  </pic:blipFill>
+                  <pic:spPr>
+                    <a:xfrm>
+                      <a:off x="0" y="0"/>
+                      <a:ext cx="1331624" cy="3500229"/>
+                    </a:xfrm>
+                    <a:prstGeom prst="rect">
+                      <a:avLst/>
+                    </a:prstGeom>
+                  </pic:spPr>
+                </pic:pic>
+              </a:graphicData>
+            </a:graphic>
+          </wp:inline>
+        </w:drawing>
+      </w:r>
+    </w:p>
+    <w:p>
+      <w:r>
+        <w:br w:type="page"/>
+      </w:r>
+    </w:p>
+    <w:p>
+      <w:pPr>
+        <w:pStyle w:val="Ttulo2"/>
+        <w:spacing w:before="280" w:after="120"/>
+        <w:rPr>
+          <w:b/>
+          <w:bCs/>
+          <w:sz w:val="24"/>
+          <w:szCs w:val="24"/>
+        </w:rPr>
+      </w:pPr>
+      <w:r>
+        <w:rPr>
+          <w:b/>
+          <w:bCs/>
+          <w:sz w:val="24"/>
+          <w:szCs w:val="24"/>
+        </w:rPr>
+        <w:lastRenderedPageBreak/>
+        <w:t>7.</w:t>
+      </w:r>
+      <w:r>
+        <w:rPr>
+          <w:b/>
+          <w:bCs/>
+          <w:sz w:val="24"/>
+          <w:szCs w:val="24"/>
+        </w:rPr>
+        <w:t>3</w:t>
+      </w:r>
+      <w:r>
+        <w:rPr>
+          <w:b/>
+          <w:bCs/>
+          <w:sz w:val="24"/>
+          <w:szCs w:val="24"/>
+        </w:rPr>
+        <w:t xml:space="preserve"> Criação de Cobrança – </w:t>
+      </w:r>
+      <w:r>
+        <w:rPr>
+          <w:b/>
+          <w:bCs/>
+          <w:sz w:val="24"/>
+          <w:szCs w:val="24"/>
+        </w:rPr>
+        <w:t xml:space="preserve">Definição de </w:t>
+      </w:r>
+      <w:r>
+        <w:rPr>
+          <w:b/>
+          <w:bCs/>
+          <w:sz w:val="24"/>
+          <w:szCs w:val="24"/>
+        </w:rPr>
+        <w:t>Recorrente</w:t>
+      </w:r>
+      <w:r>
+        <w:rPr>
+          <w:b/>
+          <w:bCs/>
+          <w:sz w:val="24"/>
+          <w:szCs w:val="24"/>
+        </w:rPr>
+        <w:t>/Unica</w:t>
+      </w:r>
+    </w:p>
+    <w:p>
+      <w:r>
+        <w:t xml:space="preserve">A </w:t>
+      </w:r>
+      <w:r>
+        <w:t>terceira</w:t>
+      </w:r>
+      <w:r>
+        <w:t xml:space="preserve"> tela do fluxo de criação de cobranças permite com que o business </w:t>
+      </w:r>
+      <w:r>
+        <w:t>defina se a cobrança será recorrente ou única</w:t>
+      </w:r>
+      <w:r>
+        <w:t xml:space="preserve">. Tornando </w:t>
+      </w:r>
+      <w:r>
+        <w:t xml:space="preserve">a cobrança uma funcionalidade de alta variabilidade, permitindo com que </w:t>
+      </w:r>
+      <w:r>
+        <w:t>diversos tipos de negócios ou regras diferentes sejam contemplados sem grandes alterações</w:t>
+      </w:r>
+      <w:r>
+        <w:t>. Tela</w:t>
+      </w:r>
+      <w:r>
+        <w:t>s</w:t>
+      </w:r>
+      <w:r>
+        <w:t>:</w:t>
+      </w:r>
+    </w:p>
+    <w:p>
+      <w:pPr>
+        <w:spacing w:after="160" w:line="300" w:lineRule="auto"/>
+      </w:pPr>
+      <w:r>
+        <w:rPr>
+          <w:sz w:val="22"/>
+          <w:szCs w:val="22"/>
+        </w:rPr>
+        <w:br/>
+      </w:r>
+      <w:r>
+        <w:drawing>
+          <wp:inline distT="0" distB="0" distL="0" distR="0" wp14:anchorId="0F150D3D" wp14:editId="7116506F">
+            <wp:extent cx="1359244" cy="2988409"/>
+            <wp:effectExtent l="0" t="0" r="0" b="0"/>
+            <wp:docPr id="1047590620" name="Imagem 1"/>
+            <wp:cNvGraphicFramePr>
+              <a:graphicFrameLocks xmlns:a="http://schemas.openxmlformats.org/drawingml/2006/main" noChangeAspect="1"/>
+            </wp:cNvGraphicFramePr>
+            <a:graphic xmlns:a="http://schemas.openxmlformats.org/drawingml/2006/main">
+              <a:graphicData uri="http://schemas.openxmlformats.org/drawingml/2006/picture">
+                <pic:pic xmlns:pic="http://schemas.openxmlformats.org/drawingml/2006/picture">
+                  <pic:nvPicPr>
+                    <pic:cNvPr id="1047590620" name=""/>
+                    <pic:cNvPicPr/>
+                  </pic:nvPicPr>
+                  <pic:blipFill>
+                    <a:blip r:embed="rId20"/>
+                    <a:stretch>
+                      <a:fillRect/>
+                    </a:stretch>
+                  </pic:blipFill>
+                  <pic:spPr>
+                    <a:xfrm>
+                      <a:off x="0" y="0"/>
+                      <a:ext cx="1382159" cy="3038789"/>
+                    </a:xfrm>
+                    <a:prstGeom prst="rect">
+                      <a:avLst/>
+                    </a:prstGeom>
+                  </pic:spPr>
+                </pic:pic>
+              </a:graphicData>
+            </a:graphic>
+          </wp:inline>
+        </w:drawing>
+      </w:r>
+      <w:r>
+        <w:drawing>
+          <wp:inline distT="0" distB="0" distL="0" distR="0" wp14:anchorId="483BCD52" wp14:editId="17002D42">
+            <wp:extent cx="1401970" cy="2977978"/>
+            <wp:effectExtent l="0" t="0" r="0" b="0"/>
+            <wp:docPr id="1045233222" name="Imagem 1"/>
+            <wp:cNvGraphicFramePr>
+              <a:graphicFrameLocks xmlns:a="http://schemas.openxmlformats.org/drawingml/2006/main" noChangeAspect="1"/>
+            </wp:cNvGraphicFramePr>
+            <a:graphic xmlns:a="http://schemas.openxmlformats.org/drawingml/2006/main">
+              <a:graphicData uri="http://schemas.openxmlformats.org/drawingml/2006/picture">
+                <pic:pic xmlns:pic="http://schemas.openxmlformats.org/drawingml/2006/picture">
+                  <pic:nvPicPr>
+                    <pic:cNvPr id="1045233222" name=""/>
+                    <pic:cNvPicPr/>
+                  </pic:nvPicPr>
+                  <pic:blipFill>
+                    <a:blip r:embed="rId21"/>
+                    <a:stretch>
+                      <a:fillRect/>
+                    </a:stretch>
+                  </pic:blipFill>
+                  <pic:spPr>
+                    <a:xfrm>
+                      <a:off x="0" y="0"/>
+                      <a:ext cx="1442312" cy="3063670"/>
+                    </a:xfrm>
+                    <a:prstGeom prst="rect">
+                      <a:avLst/>
+                    </a:prstGeom>
+                  </pic:spPr>
+                </pic:pic>
+              </a:graphicData>
+            </a:graphic>
+          </wp:inline>
+        </w:drawing>
+      </w:r>
+    </w:p>
+    <w:p>
+      <w:pPr>
+        <w:pStyle w:val="Ttulo2"/>
+        <w:spacing w:before="280" w:after="120"/>
+        <w:rPr>
+          <w:b/>
+          <w:bCs/>
+          <w:sz w:val="24"/>
+          <w:szCs w:val="24"/>
+        </w:rPr>
+      </w:pPr>
+      <w:r>
+        <w:rPr>
+          <w:b/>
+          <w:bCs/>
+          <w:sz w:val="24"/>
+          <w:szCs w:val="24"/>
+        </w:rPr>
+        <w:t>7.</w:t>
+      </w:r>
+      <w:r>
+        <w:rPr>
+          <w:b/>
+          <w:bCs/>
+          <w:sz w:val="24"/>
+          <w:szCs w:val="24"/>
+        </w:rPr>
+        <w:t>4</w:t>
+      </w:r>
+      <w:r>
+        <w:rPr>
+          <w:b/>
+          <w:bCs/>
+          <w:sz w:val="24"/>
+          <w:szCs w:val="24"/>
+        </w:rPr>
+        <w:t xml:space="preserve"> Criação de Cobrança – Definição de </w:t>
+      </w:r>
+      <w:r>
+        <w:rPr>
+          <w:b/>
+          <w:bCs/>
+          <w:sz w:val="24"/>
+          <w:szCs w:val="24"/>
+        </w:rPr>
+        <w:t>Pagador (Cliente)</w:t>
+      </w:r>
+    </w:p>
+    <w:p>
+      <w:r>
+        <w:t xml:space="preserve">A </w:t>
+      </w:r>
+      <w:r>
+        <w:t>quarta</w:t>
+      </w:r>
+      <w:r>
+        <w:t xml:space="preserve"> tela do fluxo de criação de cobranças permite com que o business </w:t>
+      </w:r>
+      <w:r>
+        <w:t xml:space="preserve">identifique o pagador, ou deixe para que o pagador se identifique (criação de cobrança em aberto), essa funcionalidade permite uma alta variabilidade, pois possibilita ser utilizada por negócios com regras distintas, onde alguns já emitem cobranças com um pagador identificado e outros vendem o produto, porém sem </w:t>
+      </w:r>
+      <w:proofErr w:type="gramStart"/>
+      <w:r>
+        <w:t>vinculo</w:t>
+      </w:r>
+      <w:proofErr w:type="gramEnd"/>
+      <w:r>
+        <w:t xml:space="preserve"> prévio com o pagador</w:t>
+      </w:r>
+      <w:r>
+        <w:t>. Telas:</w:t>
+      </w:r>
+    </w:p>
+    <w:p>
+      <w:pPr>
+        <w:spacing w:after="160" w:line="300" w:lineRule="auto"/>
+      </w:pPr>
+      <w:r>
+        <w:drawing>
+          <wp:inline distT="0" distB="0" distL="0" distR="0" wp14:anchorId="605EE797" wp14:editId="553172AB">
+            <wp:extent cx="1705233" cy="3710684"/>
+            <wp:effectExtent l="0" t="0" r="0" b="0"/>
+            <wp:docPr id="700806015" name="Imagem 1"/>
+            <wp:cNvGraphicFramePr>
+              <a:graphicFrameLocks xmlns:a="http://schemas.openxmlformats.org/drawingml/2006/main" noChangeAspect="1"/>
+            </wp:cNvGraphicFramePr>
+            <a:graphic xmlns:a="http://schemas.openxmlformats.org/drawingml/2006/main">
+              <a:graphicData uri="http://schemas.openxmlformats.org/drawingml/2006/picture">
+                <pic:pic xmlns:pic="http://schemas.openxmlformats.org/drawingml/2006/picture">
+                  <pic:nvPicPr>
+                    <pic:cNvPr id="700806015" name=""/>
+                    <pic:cNvPicPr/>
+                  </pic:nvPicPr>
+                  <pic:blipFill>
+                    <a:blip r:embed="rId22"/>
+                    <a:stretch>
+                      <a:fillRect/>
+                    </a:stretch>
+                  </pic:blipFill>
+                  <pic:spPr>
+                    <a:xfrm>
+                      <a:off x="0" y="0"/>
+                      <a:ext cx="1729076" cy="3762567"/>
+                    </a:xfrm>
+                    <a:prstGeom prst="rect">
+                      <a:avLst/>
+                    </a:prstGeom>
+                  </pic:spPr>
+                </pic:pic>
+              </a:graphicData>
+            </a:graphic>
+          </wp:inline>
+        </w:drawing>
+      </w:r>
+      <w:r>
+        <w:drawing>
+          <wp:inline distT="0" distB="0" distL="0" distR="0" wp14:anchorId="7E9240AF" wp14:editId="0B54892A">
+            <wp:extent cx="1699271" cy="3719384"/>
+            <wp:effectExtent l="0" t="0" r="2540" b="1905"/>
+            <wp:docPr id="1498602621" name="Imagem 1"/>
+            <wp:cNvGraphicFramePr>
+              <a:graphicFrameLocks xmlns:a="http://schemas.openxmlformats.org/drawingml/2006/main" noChangeAspect="1"/>
+            </wp:cNvGraphicFramePr>
+            <a:graphic xmlns:a="http://schemas.openxmlformats.org/drawingml/2006/main">
+              <a:graphicData uri="http://schemas.openxmlformats.org/drawingml/2006/picture">
+                <pic:pic xmlns:pic="http://schemas.openxmlformats.org/drawingml/2006/picture">
+                  <pic:nvPicPr>
+                    <pic:cNvPr id="1498602621" name=""/>
+                    <pic:cNvPicPr/>
+                  </pic:nvPicPr>
+                  <pic:blipFill>
+                    <a:blip r:embed="rId23"/>
+                    <a:stretch>
+                      <a:fillRect/>
+                    </a:stretch>
+                  </pic:blipFill>
+                  <pic:spPr>
+                    <a:xfrm>
+                      <a:off x="0" y="0"/>
+                      <a:ext cx="1726465" cy="3778907"/>
+                    </a:xfrm>
+                    <a:prstGeom prst="rect">
+                      <a:avLst/>
+                    </a:prstGeom>
+                  </pic:spPr>
+                </pic:pic>
+              </a:graphicData>
+            </a:graphic>
+          </wp:inline>
+        </w:drawing>
+      </w:r>
+    </w:p>
+    <w:p>
+      <w:r>
+        <w:br w:type="page"/>
+      </w:r>
+    </w:p>
+    <w:p>
+      <w:pPr>
+        <w:pStyle w:val="Ttulo2"/>
+        <w:spacing w:before="280" w:after="120"/>
+        <w:rPr>
+          <w:b/>
+          <w:bCs/>
+          <w:sz w:val="24"/>
+          <w:szCs w:val="24"/>
+        </w:rPr>
+      </w:pPr>
+      <w:r>
+        <w:rPr>
+          <w:b/>
+          <w:bCs/>
+          <w:sz w:val="24"/>
+          <w:szCs w:val="24"/>
+        </w:rPr>
+        <w:lastRenderedPageBreak/>
+        <w:t>7.</w:t>
+      </w:r>
+      <w:r>
+        <w:rPr>
+          <w:b/>
+          <w:bCs/>
+          <w:sz w:val="24"/>
+          <w:szCs w:val="24"/>
+        </w:rPr>
+        <w:t>5</w:t>
+      </w:r>
+      <w:r>
+        <w:rPr>
+          <w:b/>
+          <w:bCs/>
+          <w:sz w:val="24"/>
+          <w:szCs w:val="24"/>
+        </w:rPr>
+        <w:t xml:space="preserve"> </w:t>
+      </w:r>
+      <w:r>
+        <w:rPr>
+          <w:b/>
+          <w:bCs/>
+          <w:sz w:val="24"/>
+          <w:szCs w:val="24"/>
+        </w:rPr>
+        <w:t>Cadastro de Conta</w:t>
+      </w:r>
+    </w:p>
+    <w:p>
+      <w:r>
+        <w:t>O fluxo de cadastro de conta possui uma alta variabilidade, onde permite o cadastro de contas de pessoas jurídicas e pessoas físicas, o tipo de conta desencadeia uma variabilidade na aplicação, pois opções só estarão disponíveis para determinados tipos de contas. Telas do cadastro:</w:t>
+      </w:r>
+      <w:r>
+        <w:br/>
+      </w:r>
+      <w:r>
+        <w:drawing>
+          <wp:inline distT="0" distB="0" distL="0" distR="0" wp14:anchorId="630EFBDB" wp14:editId="4483DAE9">
+            <wp:extent cx="1994297" cy="4226011"/>
+            <wp:effectExtent l="0" t="0" r="0" b="3175"/>
+            <wp:docPr id="1920621205" name="Imagem 1"/>
+            <wp:cNvGraphicFramePr>
+              <a:graphicFrameLocks xmlns:a="http://schemas.openxmlformats.org/drawingml/2006/main" noChangeAspect="1"/>
+            </wp:cNvGraphicFramePr>
+            <a:graphic xmlns:a="http://schemas.openxmlformats.org/drawingml/2006/main">
+              <a:graphicData uri="http://schemas.openxmlformats.org/drawingml/2006/picture">
+                <pic:pic xmlns:pic="http://schemas.openxmlformats.org/drawingml/2006/picture">
+                  <pic:nvPicPr>
+                    <pic:cNvPr id="1920621205" name=""/>
+                    <pic:cNvPicPr/>
+                  </pic:nvPicPr>
+                  <pic:blipFill>
+                    <a:blip r:embed="rId24"/>
+                    <a:stretch>
+                      <a:fillRect/>
+                    </a:stretch>
+                  </pic:blipFill>
+                  <pic:spPr>
+                    <a:xfrm>
+                      <a:off x="0" y="0"/>
+                      <a:ext cx="2007758" cy="4254535"/>
+                    </a:xfrm>
+                    <a:prstGeom prst="rect">
+                      <a:avLst/>
+                    </a:prstGeom>
+                  </pic:spPr>
+                </pic:pic>
+              </a:graphicData>
+            </a:graphic>
+          </wp:inline>
+        </w:drawing>
+      </w:r>
+      <w:r>
+        <w:drawing>
+          <wp:inline distT="0" distB="0" distL="0" distR="0" wp14:anchorId="0BB7E995" wp14:editId="3F503510">
+            <wp:extent cx="1989438" cy="4197324"/>
+            <wp:effectExtent l="0" t="0" r="5080" b="0"/>
+            <wp:docPr id="1223439834" name="Imagem 1"/>
+            <wp:cNvGraphicFramePr>
+              <a:graphicFrameLocks xmlns:a="http://schemas.openxmlformats.org/drawingml/2006/main" noChangeAspect="1"/>
+            </wp:cNvGraphicFramePr>
+            <a:graphic xmlns:a="http://schemas.openxmlformats.org/drawingml/2006/main">
+              <a:graphicData uri="http://schemas.openxmlformats.org/drawingml/2006/picture">
+                <pic:pic xmlns:pic="http://schemas.openxmlformats.org/drawingml/2006/picture">
+                  <pic:nvPicPr>
+                    <pic:cNvPr id="1223439834" name=""/>
+                    <pic:cNvPicPr/>
+                  </pic:nvPicPr>
+                  <pic:blipFill>
+                    <a:blip r:embed="rId25"/>
+                    <a:stretch>
+                      <a:fillRect/>
+                    </a:stretch>
+                  </pic:blipFill>
+                  <pic:spPr>
+                    <a:xfrm>
+                      <a:off x="0" y="0"/>
+                      <a:ext cx="2030744" cy="4284471"/>
+                    </a:xfrm>
+                    <a:prstGeom prst="rect">
+                      <a:avLst/>
+                    </a:prstGeom>
+                  </pic:spPr>
+                </pic:pic>
+              </a:graphicData>
+            </a:graphic>
+          </wp:inline>
+        </w:drawing>
+      </w:r>
+    </w:p>
+    <w:p>
+      <w:pPr>
+        <w:pStyle w:val="Ttulo2"/>
+        <w:spacing w:before="280" w:after="120"/>
+      </w:pPr>
+    </w:p>
     <w:p/>
     <w:sectPr>
       <w:pgSz w:w="11906" w:h="16838"/>
@@ -3603,6 +5229,18 @@
       <w:szCs w:val="20"/>
     </w:rPr>
   </w:style>
+  <w:style w:type="character" w:styleId="MenoPendente">
+    <w:name w:val="Unresolved Mention"/>
+    <w:basedOn w:val="Fontepargpadro"/>
+    <w:uiPriority w:val="99"/>
+    <w:semiHidden/>
+    <w:unhideWhenUsed/>
+    <w:rsid w:val="001A03BF"/>
+    <w:rPr>
+      <w:color w:val="605E5C"/>
+      <w:shd w:val="clear" w:color="auto" w:fill="E1DFDD"/>
+    </w:rPr>
+  </w:style>
 </w:styles>
 </file>
 
